--- a/report.docx
+++ b/report.docx
@@ -724,7 +724,15 @@
         <w:ind w:left="720"/>
       </w:pPr>
       <w:r>
-        <w:t>Step 3: Else print header + iterate list, print each student.toString()</w:t>
+        <w:t xml:space="preserve">Step 3: Else print header + iterate list, print each </w:t>
+      </w:r>
+      <w:proofErr w:type="gramStart"/>
+      <w:r>
+        <w:t>student.toString</w:t>
+      </w:r>
+      <w:proofErr w:type="gramEnd"/>
+      <w:r>
+        <w:t>()</w:t>
       </w:r>
     </w:p>
     <w:p>
@@ -760,7 +768,15 @@
       </w:pPr>
       <w:r>
         <w:lastRenderedPageBreak/>
-        <w:t>Step 2: Validate format STU#### (regex ^STU\d{4}$)</w:t>
+        <w:t>Step 2: Validate format STU#### (regex ^STU\</w:t>
+      </w:r>
+      <w:proofErr w:type="gramStart"/>
+      <w:r>
+        <w:t>d{</w:t>
+      </w:r>
+      <w:proofErr w:type="gramEnd"/>
+      <w:r>
+        <w:t>4}$)</w:t>
       </w:r>
     </w:p>
     <w:p>
@@ -1178,7 +1194,15 @@
         <w:ind w:left="720"/>
       </w:pPr>
       <w:r>
-        <w:t>Step 9: student.setName(), setMajor(), setGpa()</w:t>
+        <w:t xml:space="preserve">Step 9: </w:t>
+      </w:r>
+      <w:proofErr w:type="gramStart"/>
+      <w:r>
+        <w:t>student.setName</w:t>
+      </w:r>
+      <w:proofErr w:type="gramEnd"/>
+      <w:r>
+        <w:t>(), setMajor(), setGpa()</w:t>
       </w:r>
     </w:p>
     <w:p>
@@ -1584,7 +1608,15 @@
       </w:pPr>
       <w:r>
         <w:lastRenderedPageBreak/>
-        <w:t xml:space="preserve">         If studentId != prevStudentId:</w:t>
+        <w:t xml:space="preserve">         If </w:t>
+      </w:r>
+      <w:proofErr w:type="gramStart"/>
+      <w:r>
+        <w:t>studentId !</w:t>
+      </w:r>
+      <w:proofErr w:type="gramEnd"/>
+      <w:r>
+        <w:t>= prevStudentId:</w:t>
       </w:r>
     </w:p>
     <w:p>
@@ -2225,7 +2257,21 @@
         <w:rPr>
           <w:rFonts w:hint="eastAsia"/>
         </w:rPr>
-        <w:t xml:space="preserve"> saveAll(courseDAO, studentDAO), print "Good bye", System.exit(0)</w:t>
+        <w:t xml:space="preserve"> </w:t>
+      </w:r>
+      <w:proofErr w:type="gramStart"/>
+      <w:r>
+        <w:rPr>
+          <w:rFonts w:hint="eastAsia"/>
+        </w:rPr>
+        <w:t>saveAll(</w:t>
+      </w:r>
+      <w:proofErr w:type="gramEnd"/>
+      <w:r>
+        <w:rPr>
+          <w:rFonts w:hint="eastAsia"/>
+        </w:rPr>
+        <w:t>courseDAO, studentDAO), print "Good bye", System.exit(0)</w:t>
       </w:r>
     </w:p>
     <w:p>
@@ -3490,6 +3536,160 @@
         <w:t>Search for a non-existent student ID.</w:t>
       </w:r>
     </w:p>
+    <w:p/>
+    <w:p>
+      <w:pPr>
+        <w:keepNext/>
+        <w:jc w:val="center"/>
+      </w:pPr>
+      <w:r>
+        <w:drawing>
+          <wp:inline distT="0" distB="0" distL="0" distR="0" wp14:anchorId="70DE2D38" wp14:editId="1679C3B1">
+            <wp:extent cx="5151566" cy="2819644"/>
+            <wp:effectExtent l="0" t="0" r="0" b="0"/>
+            <wp:docPr id="15" name="Picture 15"/>
+            <wp:cNvGraphicFramePr>
+              <a:graphicFrameLocks xmlns:a="http://schemas.openxmlformats.org/drawingml/2006/main" noChangeAspect="1"/>
+            </wp:cNvGraphicFramePr>
+            <a:graphic xmlns:a="http://schemas.openxmlformats.org/drawingml/2006/main">
+              <a:graphicData uri="http://schemas.openxmlformats.org/drawingml/2006/picture">
+                <pic:pic xmlns:pic="http://schemas.openxmlformats.org/drawingml/2006/picture">
+                  <pic:nvPicPr>
+                    <pic:cNvPr id="1" name=""/>
+                    <pic:cNvPicPr/>
+                  </pic:nvPicPr>
+                  <pic:blipFill>
+                    <a:blip r:embed="rId17"/>
+                    <a:stretch>
+                      <a:fillRect/>
+                    </a:stretch>
+                  </pic:blipFill>
+                  <pic:spPr>
+                    <a:xfrm>
+                      <a:off x="0" y="0"/>
+                      <a:ext cx="5151566" cy="2819644"/>
+                    </a:xfrm>
+                    <a:prstGeom prst="rect">
+                      <a:avLst/>
+                    </a:prstGeom>
+                  </pic:spPr>
+                </pic:pic>
+              </a:graphicData>
+            </a:graphic>
+          </wp:inline>
+        </w:drawing>
+      </w:r>
+    </w:p>
+    <w:p>
+      <w:pPr>
+        <w:pStyle w:val="Caption"/>
+        <w:jc w:val="center"/>
+      </w:pPr>
+      <w:r>
+        <w:t xml:space="preserve">Figure </w:t>
+      </w:r>
+      <w:r>
+        <w:fldChar w:fldCharType="begin"/>
+      </w:r>
+      <w:r>
+        <w:instrText xml:space="preserve"> SEQ Figure \* ARABIC </w:instrText>
+      </w:r>
+      <w:r>
+        <w:fldChar w:fldCharType="separate"/>
+      </w:r>
+      <w:r>
+        <w:rPr>
+          <w:noProof/>
+        </w:rPr>
+        <w:t>12</w:t>
+      </w:r>
+      <w:r>
+        <w:fldChar w:fldCharType="end"/>
+      </w:r>
+      <w:r>
+        <w:t xml:space="preserve">: </w:t>
+      </w:r>
+      <w:r>
+        <w:t>Add a course with past start date</w:t>
+      </w:r>
+    </w:p>
+    <w:p>
+      <w:pPr>
+        <w:keepNext/>
+        <w:jc w:val="center"/>
+      </w:pPr>
+      <w:r>
+        <w:lastRenderedPageBreak/>
+        <w:drawing>
+          <wp:inline distT="0" distB="0" distL="0" distR="0" wp14:anchorId="471F0BC3" wp14:editId="598D1699">
+            <wp:extent cx="5486400" cy="2466340"/>
+            <wp:effectExtent l="0" t="0" r="0" b="0"/>
+            <wp:docPr id="16" name="Picture 16"/>
+            <wp:cNvGraphicFramePr>
+              <a:graphicFrameLocks xmlns:a="http://schemas.openxmlformats.org/drawingml/2006/main" noChangeAspect="1"/>
+            </wp:cNvGraphicFramePr>
+            <a:graphic xmlns:a="http://schemas.openxmlformats.org/drawingml/2006/main">
+              <a:graphicData uri="http://schemas.openxmlformats.org/drawingml/2006/picture">
+                <pic:pic xmlns:pic="http://schemas.openxmlformats.org/drawingml/2006/picture">
+                  <pic:nvPicPr>
+                    <pic:cNvPr id="1" name=""/>
+                    <pic:cNvPicPr/>
+                  </pic:nvPicPr>
+                  <pic:blipFill>
+                    <a:blip r:embed="rId18"/>
+                    <a:stretch>
+                      <a:fillRect/>
+                    </a:stretch>
+                  </pic:blipFill>
+                  <pic:spPr>
+                    <a:xfrm>
+                      <a:off x="0" y="0"/>
+                      <a:ext cx="5486400" cy="2466340"/>
+                    </a:xfrm>
+                    <a:prstGeom prst="rect">
+                      <a:avLst/>
+                    </a:prstGeom>
+                  </pic:spPr>
+                </pic:pic>
+              </a:graphicData>
+            </a:graphic>
+          </wp:inline>
+        </w:drawing>
+      </w:r>
+    </w:p>
+    <w:p>
+      <w:pPr>
+        <w:pStyle w:val="Caption"/>
+        <w:jc w:val="center"/>
+      </w:pPr>
+      <w:r>
+        <w:t xml:space="preserve">Figure </w:t>
+      </w:r>
+      <w:r>
+        <w:fldChar w:fldCharType="begin"/>
+      </w:r>
+      <w:r>
+        <w:instrText xml:space="preserve"> SEQ Figure \* ARABIC </w:instrText>
+      </w:r>
+      <w:r>
+        <w:fldChar w:fldCharType="separate"/>
+      </w:r>
+      <w:r>
+        <w:rPr>
+          <w:noProof/>
+        </w:rPr>
+        <w:t>13</w:t>
+      </w:r>
+      <w:r>
+        <w:fldChar w:fldCharType="end"/>
+      </w:r>
+      <w:r>
+        <w:t xml:space="preserve">: </w:t>
+      </w:r>
+      <w:r>
+        <w:t>Add a course with invalid duration</w:t>
+      </w:r>
+    </w:p>
     <w:p>
       <w:pPr>
         <w:pStyle w:val="Heading2"/>
@@ -3514,11 +3714,16 @@
         <w:spacing w:before="120" w:after="120" w:line="360" w:lineRule="atLeast"/>
       </w:pPr>
       <w:r>
-        <w:t>Source files: Brand.java, Car.java, BrandManager.java, CarManager.java, FileHandler.java, Main.java</w:t>
+        <w:t xml:space="preserve">Source files: Brand.java, Car.java, BrandManager.java, CarManager.java, FileHandler.java, </w:t>
+      </w:r>
+      <w:proofErr w:type="gramStart"/>
+      <w:r>
+        <w:t>Main.java</w:t>
       </w:r>
       <w:r>
         <w:t>,…</w:t>
       </w:r>
+      <w:proofErr w:type="gramEnd"/>
     </w:p>
     <w:p>
       <w:pPr>

--- a/report.docx
+++ b/report.docx
@@ -13,6 +13,8 @@
           <w:szCs w:val="32"/>
         </w:rPr>
       </w:pPr>
+      <w:bookmarkStart w:id="0" w:name="_Hlk242360229"/>
+      <w:bookmarkEnd w:id="0"/>
       <w:r>
         <w:rPr>
           <w:b/>
@@ -173,17 +175,27 @@
         <w:t>student</w:t>
       </w:r>
       <w:r>
-        <w:t xml:space="preserve"> information stored in brands.txt</w:t>
+        <w:t xml:space="preserve"> information stored in </w:t>
+      </w:r>
+      <w:r>
+        <w:t>Students</w:t>
+      </w:r>
+      <w:r>
+        <w:t>.txt</w:t>
       </w:r>
       <w:r>
         <w:br/>
-        <w:t xml:space="preserve">- Manage car information stored in </w:t>
-      </w:r>
-      <w:r>
-        <w:t>Students.txt</w:t>
-      </w:r>
-      <w:r>
-        <w:br/>
+        <w:t xml:space="preserve">- </w:t>
+      </w:r>
+      <w:r>
+        <w:t>Manage course information stored in Courses.txt</w:t>
+      </w:r>
+    </w:p>
+    <w:p>
+      <w:pPr>
+        <w:spacing w:before="120" w:after="120" w:line="360" w:lineRule="atLeast"/>
+      </w:pPr>
+      <w:r>
         <w:t xml:space="preserve">- Provide </w:t>
       </w:r>
       <w:r>
@@ -724,15 +736,7 @@
         <w:ind w:left="720"/>
       </w:pPr>
       <w:r>
-        <w:t xml:space="preserve">Step 3: Else print header + iterate list, print each </w:t>
-      </w:r>
-      <w:proofErr w:type="gramStart"/>
-      <w:r>
-        <w:t>student.toString</w:t>
-      </w:r>
-      <w:proofErr w:type="gramEnd"/>
-      <w:r>
-        <w:t>()</w:t>
+        <w:t>Step 3: Else print header + iterate list, print each student.toString()</w:t>
       </w:r>
     </w:p>
     <w:p>
@@ -768,15 +772,7 @@
       </w:pPr>
       <w:r>
         <w:lastRenderedPageBreak/>
-        <w:t>Step 2: Validate format STU#### (regex ^STU\</w:t>
-      </w:r>
-      <w:proofErr w:type="gramStart"/>
-      <w:r>
-        <w:t>d{</w:t>
-      </w:r>
-      <w:proofErr w:type="gramEnd"/>
-      <w:r>
-        <w:t>4}$)</w:t>
+        <w:t>Step 2: Validate format STU#### (regex ^STU\d{4}$)</w:t>
       </w:r>
     </w:p>
     <w:p>
@@ -1194,15 +1190,7 @@
         <w:ind w:left="720"/>
       </w:pPr>
       <w:r>
-        <w:t xml:space="preserve">Step 9: </w:t>
-      </w:r>
-      <w:proofErr w:type="gramStart"/>
-      <w:r>
-        <w:t>student.setName</w:t>
-      </w:r>
-      <w:proofErr w:type="gramEnd"/>
-      <w:r>
-        <w:t>(), setMajor(), setGpa()</w:t>
+        <w:t>Step 9: student.setName(), setMajor(), setGpa()</w:t>
       </w:r>
     </w:p>
     <w:p>
@@ -1608,15 +1596,7 @@
       </w:pPr>
       <w:r>
         <w:lastRenderedPageBreak/>
-        <w:t xml:space="preserve">         If </w:t>
-      </w:r>
-      <w:proofErr w:type="gramStart"/>
-      <w:r>
-        <w:t>studentId !</w:t>
-      </w:r>
-      <w:proofErr w:type="gramEnd"/>
-      <w:r>
-        <w:t>= prevStudentId:</w:t>
+        <w:t xml:space="preserve">         If studentId != prevStudentId:</w:t>
       </w:r>
     </w:p>
     <w:p>
@@ -1730,6 +1710,9 @@
       <w:pPr>
         <w:spacing w:before="120" w:after="120" w:line="360" w:lineRule="atLeast"/>
         <w:ind w:left="720"/>
+        <w:rPr>
+          <w:rFonts w:hint="eastAsia"/>
+        </w:rPr>
       </w:pPr>
       <w:r>
         <w:rPr>
@@ -1754,6 +1737,9 @@
       <w:pPr>
         <w:spacing w:before="120" w:after="120" w:line="360" w:lineRule="atLeast"/>
         <w:ind w:left="720"/>
+        <w:rPr>
+          <w:rFonts w:hint="eastAsia"/>
+        </w:rPr>
       </w:pPr>
       <w:r>
         <w:rPr>
@@ -1787,6 +1773,9 @@
       <w:pPr>
         <w:spacing w:before="120" w:after="120" w:line="360" w:lineRule="atLeast"/>
         <w:ind w:left="720"/>
+        <w:rPr>
+          <w:rFonts w:hint="eastAsia"/>
+        </w:rPr>
       </w:pPr>
       <w:r>
         <w:rPr>
@@ -1811,11 +1800,14 @@
       <w:pPr>
         <w:spacing w:before="120" w:after="120" w:line="360" w:lineRule="atLeast"/>
         <w:ind w:left="720"/>
-      </w:pPr>
-      <w:r>
         <w:rPr>
           <w:rFonts w:hint="eastAsia"/>
         </w:rPr>
+      </w:pPr>
+      <w:r>
+        <w:rPr>
+          <w:rFonts w:hint="eastAsia"/>
+        </w:rPr>
         <w:t xml:space="preserve">Step 7: Input startDate (dd/MM/yyyy) </w:t>
       </w:r>
       <w:r>
@@ -1828,7 +1820,7 @@
         <w:rPr>
           <w:rFonts w:hint="eastAsia"/>
         </w:rPr>
-        <w:t xml:space="preserve"> parse LocalDate, validate future date</w:t>
+        <w:t xml:space="preserve"> parse LocalDate</w:t>
       </w:r>
     </w:p>
     <w:p>
@@ -1844,11 +1836,14 @@
       <w:pPr>
         <w:spacing w:before="120" w:after="120" w:line="360" w:lineRule="atLeast"/>
         <w:ind w:left="720"/>
-      </w:pPr>
-      <w:r>
         <w:rPr>
           <w:rFonts w:hint="eastAsia"/>
         </w:rPr>
+      </w:pPr>
+      <w:r>
+        <w:rPr>
+          <w:rFonts w:hint="eastAsia"/>
+        </w:rPr>
         <w:t xml:space="preserve">Step 9: If duplicate </w:t>
       </w:r>
       <w:r>
@@ -1861,7 +1856,7 @@
         <w:rPr>
           <w:rFonts w:hint="eastAsia"/>
         </w:rPr>
-        <w:t xml:space="preserve"> display "Student already registered this course", End</w:t>
+        <w:t xml:space="preserve"> display "Student [studentID] has already registered course [courseID]", End</w:t>
       </w:r>
     </w:p>
     <w:p>
@@ -1870,16 +1865,43 @@
         <w:ind w:left="720"/>
       </w:pPr>
       <w:r>
-        <w:t>Step 10: Create Course object</w:t>
+        <w:t>Step 10: Validate startDate is future date</w:t>
       </w:r>
     </w:p>
     <w:p>
       <w:pPr>
         <w:spacing w:before="120" w:after="120" w:line="360" w:lineRule="atLeast"/>
         <w:ind w:left="720"/>
-      </w:pPr>
-      <w:r>
-        <w:t>Step 11: CourseDAO.add(course)</w:t>
+        <w:rPr>
+          <w:rFonts w:hint="eastAsia"/>
+        </w:rPr>
+      </w:pPr>
+      <w:r>
+        <w:rPr>
+          <w:rFonts w:hint="eastAsia"/>
+        </w:rPr>
+        <w:t xml:space="preserve">Step 11: If invalid date </w:t>
+      </w:r>
+      <w:r>
+        <w:rPr>
+          <w:rFonts w:hint="eastAsia"/>
+        </w:rPr>
+        <w:t>→</w:t>
+      </w:r>
+      <w:r>
+        <w:rPr>
+          <w:rFonts w:hint="eastAsia"/>
+        </w:rPr>
+        <w:t xml:space="preserve"> display "Start date must be a future date and in the </w:t>
+      </w:r>
+      <w:r>
+        <w:t>future</w:t>
+      </w:r>
+      <w:r>
+        <w:rPr>
+          <w:rFonts w:hint="eastAsia"/>
+        </w:rPr>
+        <w:t xml:space="preserve"> and minimum 1 week.", End</w:t>
       </w:r>
     </w:p>
     <w:p>
@@ -1888,22 +1910,7 @@
         <w:ind w:left="720"/>
       </w:pPr>
       <w:r>
-        <w:rPr>
-          <w:rFonts w:hint="eastAsia"/>
-        </w:rPr>
-        <w:t xml:space="preserve">Step 12: CourseDAO.save() </w:t>
-      </w:r>
-      <w:r>
-        <w:rPr>
-          <w:rFonts w:hint="eastAsia"/>
-        </w:rPr>
-        <w:t>→</w:t>
-      </w:r>
-      <w:r>
-        <w:rPr>
-          <w:rFonts w:hint="eastAsia"/>
-        </w:rPr>
-        <w:t xml:space="preserve"> file</w:t>
+        <w:t>Step 12: Create Course object</w:t>
       </w:r>
     </w:p>
     <w:p>
@@ -1912,21 +1919,34 @@
         <w:ind w:left="720"/>
       </w:pPr>
       <w:r>
-        <w:t>Step 13: Display "Course added successfully"</w:t>
+        <w:t>Step 13: CourseDAO.add(course)</w:t>
       </w:r>
     </w:p>
     <w:p>
       <w:pPr>
         <w:spacing w:before="120" w:after="120" w:line="360" w:lineRule="atLeast"/>
         <w:ind w:left="720"/>
-      </w:pPr>
-    </w:p>
-    <w:p>
-      <w:pPr>
-        <w:spacing w:before="120" w:after="120" w:line="360" w:lineRule="atLeast"/>
-      </w:pPr>
-      <w:r>
-        <w:t>3.4.10 Calculate Total Duration by Student ID</w:t>
+        <w:rPr>
+          <w:rFonts w:hint="eastAsia"/>
+        </w:rPr>
+      </w:pPr>
+      <w:r>
+        <w:rPr>
+          <w:rFonts w:hint="eastAsia"/>
+        </w:rPr>
+        <w:t xml:space="preserve">Step 14: CourseDAO.save() </w:t>
+      </w:r>
+      <w:r>
+        <w:rPr>
+          <w:rFonts w:hint="eastAsia"/>
+        </w:rPr>
+        <w:t>→</w:t>
+      </w:r>
+      <w:r>
+        <w:rPr>
+          <w:rFonts w:hint="eastAsia"/>
+        </w:rPr>
+        <w:t xml:space="preserve"> file</w:t>
       </w:r>
     </w:p>
     <w:p>
@@ -1935,7 +1955,15 @@
         <w:ind w:left="720"/>
       </w:pPr>
       <w:r>
-        <w:t>Step 1: Input studentID</w:t>
+        <w:t>Step 15: Display "Course added successfully"</w:t>
+      </w:r>
+    </w:p>
+    <w:p>
+      <w:pPr>
+        <w:spacing w:before="120" w:after="120" w:line="360" w:lineRule="atLeast"/>
+      </w:pPr>
+      <w:r>
+        <w:t>3.4.10 Calculate Total Duration by Student ID</w:t>
       </w:r>
     </w:p>
     <w:p>
@@ -1944,22 +1972,7 @@
         <w:ind w:left="720"/>
       </w:pPr>
       <w:r>
-        <w:rPr>
-          <w:rFonts w:hint="eastAsia"/>
-        </w:rPr>
-        <w:t xml:space="preserve">Step 2: StudentManagement.findById(studentID) </w:t>
-      </w:r>
-      <w:r>
-        <w:rPr>
-          <w:rFonts w:hint="eastAsia"/>
-        </w:rPr>
-        <w:t>→</w:t>
-      </w:r>
-      <w:r>
-        <w:rPr>
-          <w:rFonts w:hint="eastAsia"/>
-        </w:rPr>
-        <w:t xml:space="preserve"> student</w:t>
+        <w:t>Step 1: Input studentID</w:t>
       </w:r>
     </w:p>
     <w:p>
@@ -1971,7 +1984,7 @@
         <w:rPr>
           <w:rFonts w:hint="eastAsia"/>
         </w:rPr>
-        <w:t xml:space="preserve">Step 3: If not found </w:t>
+        <w:t xml:space="preserve">Step 2: StudentManagement.findById(studentID) </w:t>
       </w:r>
       <w:r>
         <w:rPr>
@@ -1983,7 +1996,7 @@
         <w:rPr>
           <w:rFonts w:hint="eastAsia"/>
         </w:rPr>
-        <w:t xml:space="preserve"> display "ID not existed", End</w:t>
+        <w:t xml:space="preserve"> student</w:t>
       </w:r>
     </w:p>
     <w:p>
@@ -1995,7 +2008,7 @@
         <w:rPr>
           <w:rFonts w:hint="eastAsia"/>
         </w:rPr>
-        <w:t xml:space="preserve">Step 4: CourseDAO.findAllCourseByStudentId(studentID) </w:t>
+        <w:t xml:space="preserve">Step 3: If not found </w:t>
       </w:r>
       <w:r>
         <w:rPr>
@@ -2007,7 +2020,7 @@
         <w:rPr>
           <w:rFonts w:hint="eastAsia"/>
         </w:rPr>
-        <w:t xml:space="preserve"> List&lt;Course&gt;</w:t>
+        <w:t xml:space="preserve"> display "ID not existed", End</w:t>
       </w:r>
     </w:p>
     <w:p>
@@ -2019,7 +2032,8 @@
         <w:rPr>
           <w:rFonts w:hint="eastAsia"/>
         </w:rPr>
-        <w:t xml:space="preserve">Step 5: If empty </w:t>
+        <w:lastRenderedPageBreak/>
+        <w:t xml:space="preserve">Step 4: CourseDAO.findAllCourseByStudentId(studentID) </w:t>
       </w:r>
       <w:r>
         <w:rPr>
@@ -2031,7 +2045,7 @@
         <w:rPr>
           <w:rFonts w:hint="eastAsia"/>
         </w:rPr>
-        <w:t xml:space="preserve"> display "No courses for this student"</w:t>
+        <w:t xml:space="preserve"> List&lt;Course&gt;</w:t>
       </w:r>
     </w:p>
     <w:p>
@@ -2040,7 +2054,22 @@
         <w:ind w:left="720"/>
       </w:pPr>
       <w:r>
-        <w:t>Step 6: Else:</w:t>
+        <w:rPr>
+          <w:rFonts w:hint="eastAsia"/>
+        </w:rPr>
+        <w:t xml:space="preserve">Step 5: If empty </w:t>
+      </w:r>
+      <w:r>
+        <w:rPr>
+          <w:rFonts w:hint="eastAsia"/>
+        </w:rPr>
+        <w:t>→</w:t>
+      </w:r>
+      <w:r>
+        <w:rPr>
+          <w:rFonts w:hint="eastAsia"/>
+        </w:rPr>
+        <w:t xml:space="preserve"> display "No courses for this student"</w:t>
       </w:r>
     </w:p>
     <w:p>
@@ -2049,8 +2078,7 @@
         <w:ind w:left="720"/>
       </w:pPr>
       <w:r>
-        <w:lastRenderedPageBreak/>
-        <w:t xml:space="preserve">         total = sum of duration for all courses</w:t>
+        <w:t>Step 6: Else:</w:t>
       </w:r>
     </w:p>
     <w:p>
@@ -2059,7 +2087,7 @@
         <w:ind w:left="720"/>
       </w:pPr>
       <w:r>
-        <w:t xml:space="preserve">         Print student info</w:t>
+        <w:t xml:space="preserve">         total = sum of duration for all courses</w:t>
       </w:r>
     </w:p>
     <w:p>
@@ -2068,6 +2096,15 @@
         <w:ind w:left="720"/>
       </w:pPr>
       <w:r>
+        <w:t xml:space="preserve">         Print student info</w:t>
+      </w:r>
+    </w:p>
+    <w:p>
+      <w:pPr>
+        <w:spacing w:before="120" w:after="120" w:line="360" w:lineRule="atLeast"/>
+        <w:ind w:left="720"/>
+      </w:pPr>
+      <w:r>
         <w:t xml:space="preserve">         Print "Total duration: X weeks"</w:t>
       </w:r>
     </w:p>
@@ -2257,21 +2294,7 @@
         <w:rPr>
           <w:rFonts w:hint="eastAsia"/>
         </w:rPr>
-        <w:t xml:space="preserve"> </w:t>
-      </w:r>
-      <w:proofErr w:type="gramStart"/>
-      <w:r>
-        <w:rPr>
-          <w:rFonts w:hint="eastAsia"/>
-        </w:rPr>
-        <w:t>saveAll(</w:t>
-      </w:r>
-      <w:proofErr w:type="gramEnd"/>
-      <w:r>
-        <w:rPr>
-          <w:rFonts w:hint="eastAsia"/>
-        </w:rPr>
-        <w:t>courseDAO, studentDAO), print "Good bye", System.exit(0)</w:t>
+        <w:t xml:space="preserve"> saveAll(courseDAO, studentDAO), print "Good bye", System.exit(0)</w:t>
       </w:r>
     </w:p>
     <w:p>
@@ -2383,10 +2406,7 @@
         <w:t>Student</w:t>
       </w:r>
       <w:r>
-        <w:t xml:space="preserve">, </w:t>
-      </w:r>
-      <w:r>
-        <w:t>Course</w:t>
+        <w:t>, Course</w:t>
       </w:r>
       <w:r>
         <w:br/>
@@ -2403,70 +2423,71 @@
           <w:b/>
           <w:bCs/>
         </w:rPr>
-        <w:t>BusinessObject</w:t>
+        <w:t>BusinessObject:</w:t>
+      </w:r>
+      <w:r>
+        <w:t xml:space="preserve"> </w:t>
+      </w:r>
+      <w:r>
+        <w:t>StudentManagement</w:t>
+      </w:r>
+      <w:r>
+        <w:t>, CourseManagement</w:t>
+      </w:r>
+      <w:r>
+        <w:t>, Program</w:t>
+      </w:r>
+      <w:r>
+        <w:t xml:space="preserve"> (entry point)</w:t>
+      </w:r>
+      <w:r>
+        <w:br/>
       </w:r>
       <w:r>
         <w:rPr>
           <w:b/>
           <w:bCs/>
         </w:rPr>
-        <w:t>:</w:t>
-      </w:r>
-      <w:r>
-        <w:t xml:space="preserve"> </w:t>
-      </w:r>
-      <w:r>
-        <w:t>StudentManagement</w:t>
-      </w:r>
-      <w:r>
-        <w:t xml:space="preserve">, </w:t>
-      </w:r>
-      <w:r>
-        <w:t>CourseManagement</w:t>
-      </w:r>
-      <w:r>
-        <w:t xml:space="preserve">, </w:t>
-      </w:r>
-      <w:r>
-        <w:t>Program</w:t>
-      </w:r>
-      <w:r>
-        <w:t xml:space="preserve"> (entry point)</w:t>
-      </w:r>
-      <w:r>
-        <w:br/>
+        <w:t xml:space="preserve">- </w:t>
       </w:r>
       <w:r>
         <w:rPr>
           <w:b/>
           <w:bCs/>
         </w:rPr>
-        <w:t xml:space="preserve">- </w:t>
-      </w:r>
+        <w:t>DataObject:</w:t>
+      </w:r>
+      <w:r>
+        <w:t xml:space="preserve"> </w:t>
+      </w:r>
+      <w:r>
+        <w:t>BasedDAO, StudentDAO, CourseDAO</w:t>
+      </w:r>
+    </w:p>
+    <w:p>
+      <w:pPr>
+        <w:spacing w:after="0"/>
+      </w:pPr>
       <w:r>
         <w:rPr>
           <w:b/>
           <w:bCs/>
         </w:rPr>
-        <w:t>DataObject:</w:t>
-      </w:r>
-      <w:r>
-        <w:t xml:space="preserve"> </w:t>
-      </w:r>
-      <w:r>
-        <w:t>BasedDAO, StudentDAO, CourseDAO</w:t>
-      </w:r>
-    </w:p>
-    <w:p>
-      <w:pPr>
-        <w:spacing w:after="0"/>
-      </w:pPr>
+        <w:t xml:space="preserve">- </w:t>
+      </w:r>
       <w:r>
         <w:rPr>
           <w:b/>
           <w:bCs/>
         </w:rPr>
-        <w:t>- Utilties:</w:t>
+        <w:t>Utilities</w:t>
+      </w:r>
+      <w:r>
+        <w:rPr>
+          <w:b/>
+          <w:bCs/>
+        </w:rPr>
+        <w:t>:</w:t>
       </w:r>
       <w:r>
         <w:t xml:space="preserve"> </w:t>
@@ -2499,6 +2520,9 @@
         <w:spacing w:before="120" w:after="120" w:line="360" w:lineRule="atLeast"/>
       </w:pPr>
       <w:r>
+        <w:rPr>
+          <w:noProof/>
+        </w:rPr>
         <w:lastRenderedPageBreak/>
         <w:drawing>
           <wp:inline distT="0" distB="0" distL="0" distR="0" wp14:anchorId="4B6F1851" wp14:editId="50532EF1">
@@ -2586,6 +2610,9 @@
         <w:br/>
       </w:r>
       <w:r>
+        <w:rPr>
+          <w:noProof/>
+        </w:rPr>
         <w:drawing>
           <wp:inline distT="0" distB="0" distL="0" distR="0" wp14:anchorId="1E76E7D1" wp14:editId="18156807">
             <wp:extent cx="5742709" cy="2413635"/>
@@ -2647,6 +2674,9 @@
         <w:t>2</w:t>
       </w:r>
       <w:r>
+        <w:rPr>
+          <w:noProof/>
+        </w:rPr>
         <w:fldChar w:fldCharType="end"/>
       </w:r>
       <w:r>
@@ -2680,6 +2710,9 @@
         <w:jc w:val="right"/>
       </w:pPr>
       <w:r>
+        <w:rPr>
+          <w:noProof/>
+        </w:rPr>
         <w:lastRenderedPageBreak/>
         <w:drawing>
           <wp:inline distT="0" distB="0" distL="0" distR="0" wp14:anchorId="663E6879" wp14:editId="6BFD6B71">
@@ -2749,6 +2782,9 @@
         <w:t>3</w:t>
       </w:r>
       <w:r>
+        <w:rPr>
+          <w:noProof/>
+        </w:rPr>
         <w:fldChar w:fldCharType="end"/>
       </w:r>
       <w:r>
@@ -2761,6 +2797,9 @@
         <w:spacing w:before="120" w:after="120" w:line="360" w:lineRule="atLeast"/>
       </w:pPr>
       <w:r>
+        <w:rPr>
+          <w:noProof/>
+        </w:rPr>
         <w:drawing>
           <wp:inline distT="0" distB="0" distL="0" distR="0" wp14:anchorId="7E933C6B" wp14:editId="24CE0270">
             <wp:extent cx="5486400" cy="4117975"/>
@@ -2870,6 +2909,9 @@
         <w:jc w:val="center"/>
       </w:pPr>
       <w:r>
+        <w:rPr>
+          <w:noProof/>
+        </w:rPr>
         <w:lastRenderedPageBreak/>
         <w:drawing>
           <wp:inline distT="0" distB="0" distL="0" distR="0" wp14:anchorId="488776A2" wp14:editId="2BE4EB81">
@@ -2932,6 +2974,9 @@
         <w:t>5</w:t>
       </w:r>
       <w:r>
+        <w:rPr>
+          <w:noProof/>
+        </w:rPr>
         <w:fldChar w:fldCharType="end"/>
       </w:r>
       <w:r>
@@ -2947,6 +2992,9 @@
         <w:jc w:val="center"/>
       </w:pPr>
       <w:r>
+        <w:rPr>
+          <w:noProof/>
+        </w:rPr>
         <w:drawing>
           <wp:inline distT="0" distB="0" distL="0" distR="0" wp14:anchorId="79D772E9" wp14:editId="59604E40">
             <wp:extent cx="4724400" cy="4951597"/>
@@ -3015,6 +3063,9 @@
         <w:t>6</w:t>
       </w:r>
       <w:r>
+        <w:rPr>
+          <w:noProof/>
+        </w:rPr>
         <w:fldChar w:fldCharType="end"/>
       </w:r>
       <w:r>
@@ -3106,20 +3157,6 @@
     </w:p>
     <w:p>
       <w:pPr>
-        <w:spacing w:after="0"/>
-      </w:pPr>
-      <w:r>
-        <w:rPr>
-          <w:lang w:val="vi-VN"/>
-        </w:rPr>
-        <w:t xml:space="preserve">- </w:t>
-      </w:r>
-      <w:r>
-        <w:t>Save and reload data from files.</w:t>
-      </w:r>
-    </w:p>
-    <w:p>
-      <w:pPr>
         <w:pStyle w:val="Heading2"/>
         <w:spacing w:before="120" w:after="120" w:line="360" w:lineRule="atLeast"/>
         <w:rPr>
@@ -3142,15 +3179,10 @@
         <w:spacing w:before="120" w:after="120" w:line="360" w:lineRule="atLeast"/>
       </w:pPr>
       <w:r>
-        <w:t>Screenshots demonstrate successful execution of the program: main menu, add brand, add car, update brand, list cars by color, and save data.</w:t>
-      </w:r>
-    </w:p>
-    <w:p>
-      <w:pPr>
-        <w:spacing w:before="120" w:after="120" w:line="360" w:lineRule="atLeast"/>
-      </w:pPr>
-      <w:r>
-        <w:t>[Screenshot placeholder: Main menu and operations]</w:t>
+        <w:t>Screenshots demonstrate successful execution of the program: main menu, student menu, course menu, add student, add course, list by major, calculate total duration.</w:t>
+      </w:r>
+      <w:r>
+        <w:t xml:space="preserve"> </w:t>
       </w:r>
     </w:p>
     <w:p>
@@ -3160,6 +3192,9 @@
         <w:jc w:val="center"/>
       </w:pPr>
       <w:r>
+        <w:rPr>
+          <w:noProof/>
+        </w:rPr>
         <w:drawing>
           <wp:inline distT="0" distB="0" distL="0" distR="0" wp14:anchorId="2B8816EF" wp14:editId="1EE49F86">
             <wp:extent cx="4419983" cy="1676545"/>
@@ -3209,7 +3244,10 @@
         <w:fldChar w:fldCharType="begin"/>
       </w:r>
       <w:r>
-        <w:instrText xml:space="preserve"> SEQ Figure \* ARABIC </w:instrText>
+        <w:instrText xml:space="preserve"> SE</w:instrText>
+      </w:r>
+      <w:r>
+        <w:instrText xml:space="preserve">Q Figure \* ARABIC </w:instrText>
       </w:r>
       <w:r>
         <w:fldChar w:fldCharType="separate"/>
@@ -3221,6 +3259,9 @@
         <w:t>7</w:t>
       </w:r>
       <w:r>
+        <w:rPr>
+          <w:noProof/>
+        </w:rPr>
         <w:fldChar w:fldCharType="end"/>
       </w:r>
       <w:r>
@@ -3236,6 +3277,9 @@
         <w:jc w:val="center"/>
       </w:pPr>
       <w:r>
+        <w:rPr>
+          <w:noProof/>
+        </w:rPr>
         <w:drawing>
           <wp:inline distT="0" distB="0" distL="0" distR="0" wp14:anchorId="39B8ABEC" wp14:editId="7CA84F74">
             <wp:extent cx="4580017" cy="2110923"/>
@@ -3297,6 +3341,9 @@
         <w:t>8</w:t>
       </w:r>
       <w:r>
+        <w:rPr>
+          <w:noProof/>
+        </w:rPr>
         <w:fldChar w:fldCharType="end"/>
       </w:r>
       <w:r>
@@ -3310,8 +3357,12 @@
       <w:pPr>
         <w:keepNext/>
         <w:spacing w:before="120" w:after="120" w:line="360" w:lineRule="atLeast"/>
-      </w:pPr>
-      <w:r>
+        <w:jc w:val="center"/>
+      </w:pPr>
+      <w:r>
+        <w:rPr>
+          <w:noProof/>
+        </w:rPr>
         <w:lastRenderedPageBreak/>
         <w:drawing>
           <wp:inline distT="0" distB="0" distL="0" distR="0" wp14:anchorId="15D80BB8" wp14:editId="1C464DF0">
@@ -3374,6 +3425,9 @@
         <w:t>9</w:t>
       </w:r>
       <w:r>
+        <w:rPr>
+          <w:noProof/>
+        </w:rPr>
         <w:fldChar w:fldCharType="end"/>
       </w:r>
       <w:r>
@@ -3387,8 +3441,12 @@
       <w:pPr>
         <w:keepNext/>
         <w:spacing w:before="120" w:after="120" w:line="360" w:lineRule="atLeast"/>
-      </w:pPr>
-      <w:r>
+        <w:jc w:val="center"/>
+      </w:pPr>
+      <w:r>
+        <w:rPr>
+          <w:noProof/>
+        </w:rPr>
         <w:drawing>
           <wp:inline distT="0" distB="0" distL="0" distR="0" wp14:anchorId="13A65746" wp14:editId="6F6ED784">
             <wp:extent cx="5425910" cy="3520745"/>
@@ -3450,6 +3508,9 @@
         <w:t>10</w:t>
       </w:r>
       <w:r>
+        <w:rPr>
+          <w:noProof/>
+        </w:rPr>
         <w:fldChar w:fldCharType="end"/>
       </w:r>
       <w:r>
@@ -3465,6 +3526,9 @@
         <w:jc w:val="center"/>
       </w:pPr>
       <w:r>
+        <w:rPr>
+          <w:noProof/>
+        </w:rPr>
         <w:lastRenderedPageBreak/>
         <w:drawing>
           <wp:inline distT="0" distB="0" distL="0" distR="0" wp14:anchorId="7E986888" wp14:editId="37EF1EAB">
@@ -3527,6 +3591,9 @@
         <w:t>11</w:t>
       </w:r>
       <w:r>
+        <w:rPr>
+          <w:noProof/>
+        </w:rPr>
         <w:fldChar w:fldCharType="end"/>
       </w:r>
       <w:r>
@@ -3543,6 +3610,9 @@
         <w:jc w:val="center"/>
       </w:pPr>
       <w:r>
+        <w:rPr>
+          <w:noProof/>
+        </w:rPr>
         <w:drawing>
           <wp:inline distT="0" distB="0" distL="0" distR="0" wp14:anchorId="70DE2D38" wp14:editId="1679C3B1">
             <wp:extent cx="5151566" cy="2819644"/>
@@ -3604,6 +3674,9 @@
         <w:t>12</w:t>
       </w:r>
       <w:r>
+        <w:rPr>
+          <w:noProof/>
+        </w:rPr>
         <w:fldChar w:fldCharType="end"/>
       </w:r>
       <w:r>
@@ -3612,6 +3685,11 @@
       <w:r>
         <w:t>Add a course with past start date</w:t>
       </w:r>
+    </w:p>
+    <w:p>
+      <w:pPr>
+        <w:jc w:val="center"/>
+      </w:pPr>
     </w:p>
     <w:p>
       <w:pPr>
@@ -3619,6 +3697,9 @@
         <w:jc w:val="center"/>
       </w:pPr>
       <w:r>
+        <w:rPr>
+          <w:noProof/>
+        </w:rPr>
         <w:lastRenderedPageBreak/>
         <w:drawing>
           <wp:inline distT="0" distB="0" distL="0" distR="0" wp14:anchorId="471F0BC3" wp14:editId="598D1699">
@@ -3681,6 +3762,9 @@
         <w:t>13</w:t>
       </w:r>
       <w:r>
+        <w:rPr>
+          <w:noProof/>
+        </w:rPr>
         <w:fldChar w:fldCharType="end"/>
       </w:r>
       <w:r>
@@ -3690,6 +3774,164 @@
         <w:t>Add a course with invalid duration</w:t>
       </w:r>
     </w:p>
+    <w:p>
+      <w:pPr>
+        <w:keepNext/>
+      </w:pPr>
+      <w:r>
+        <w:rPr>
+          <w:noProof/>
+        </w:rPr>
+        <w:drawing>
+          <wp:inline distT="0" distB="0" distL="0" distR="0" wp14:anchorId="190223FF" wp14:editId="792F3C9C">
+            <wp:extent cx="5486400" cy="2743200"/>
+            <wp:effectExtent l="0" t="0" r="0" b="0"/>
+            <wp:docPr id="4" name="Picture 4"/>
+            <wp:cNvGraphicFramePr>
+              <a:graphicFrameLocks xmlns:a="http://schemas.openxmlformats.org/drawingml/2006/main" noChangeAspect="1"/>
+            </wp:cNvGraphicFramePr>
+            <a:graphic xmlns:a="http://schemas.openxmlformats.org/drawingml/2006/main">
+              <a:graphicData uri="http://schemas.openxmlformats.org/drawingml/2006/picture">
+                <pic:pic xmlns:pic="http://schemas.openxmlformats.org/drawingml/2006/picture">
+                  <pic:nvPicPr>
+                    <pic:cNvPr id="1" name=""/>
+                    <pic:cNvPicPr/>
+                  </pic:nvPicPr>
+                  <pic:blipFill>
+                    <a:blip r:embed="rId19"/>
+                    <a:stretch>
+                      <a:fillRect/>
+                    </a:stretch>
+                  </pic:blipFill>
+                  <pic:spPr>
+                    <a:xfrm>
+                      <a:off x="0" y="0"/>
+                      <a:ext cx="5486400" cy="2743200"/>
+                    </a:xfrm>
+                    <a:prstGeom prst="rect">
+                      <a:avLst/>
+                    </a:prstGeom>
+                  </pic:spPr>
+                </pic:pic>
+              </a:graphicData>
+            </a:graphic>
+          </wp:inline>
+        </w:drawing>
+      </w:r>
+    </w:p>
+    <w:p>
+      <w:pPr>
+        <w:pStyle w:val="Caption"/>
+        <w:jc w:val="center"/>
+      </w:pPr>
+      <w:r>
+        <w:t xml:space="preserve">Figure </w:t>
+      </w:r>
+      <w:r>
+        <w:fldChar w:fldCharType="begin"/>
+      </w:r>
+      <w:r>
+        <w:instrText xml:space="preserve"> SEQ Figure \* ARABIC </w:instrText>
+      </w:r>
+      <w:r>
+        <w:fldChar w:fldCharType="separate"/>
+      </w:r>
+      <w:r>
+        <w:rPr>
+          <w:noProof/>
+        </w:rPr>
+        <w:t>14</w:t>
+      </w:r>
+      <w:r>
+        <w:rPr>
+          <w:noProof/>
+        </w:rPr>
+        <w:fldChar w:fldCharType="end"/>
+      </w:r>
+      <w:r>
+        <w:t xml:space="preserve">: </w:t>
+      </w:r>
+      <w:r>
+        <w:t>List students by major.</w:t>
+      </w:r>
+    </w:p>
+    <w:p>
+      <w:pPr>
+        <w:keepNext/>
+        <w:jc w:val="center"/>
+      </w:pPr>
+      <w:r>
+        <w:drawing>
+          <wp:inline distT="0" distB="0" distL="0" distR="0" wp14:anchorId="24E67BE9" wp14:editId="311B1EB4">
+            <wp:extent cx="5486400" cy="1736090"/>
+            <wp:effectExtent l="0" t="0" r="0" b="0"/>
+            <wp:docPr id="8" name="Picture 8"/>
+            <wp:cNvGraphicFramePr>
+              <a:graphicFrameLocks xmlns:a="http://schemas.openxmlformats.org/drawingml/2006/main" noChangeAspect="1"/>
+            </wp:cNvGraphicFramePr>
+            <a:graphic xmlns:a="http://schemas.openxmlformats.org/drawingml/2006/main">
+              <a:graphicData uri="http://schemas.openxmlformats.org/drawingml/2006/picture">
+                <pic:pic xmlns:pic="http://schemas.openxmlformats.org/drawingml/2006/picture">
+                  <pic:nvPicPr>
+                    <pic:cNvPr id="1" name=""/>
+                    <pic:cNvPicPr/>
+                  </pic:nvPicPr>
+                  <pic:blipFill>
+                    <a:blip r:embed="rId20"/>
+                    <a:stretch>
+                      <a:fillRect/>
+                    </a:stretch>
+                  </pic:blipFill>
+                  <pic:spPr>
+                    <a:xfrm>
+                      <a:off x="0" y="0"/>
+                      <a:ext cx="5486400" cy="1736090"/>
+                    </a:xfrm>
+                    <a:prstGeom prst="rect">
+                      <a:avLst/>
+                    </a:prstGeom>
+                  </pic:spPr>
+                </pic:pic>
+              </a:graphicData>
+            </a:graphic>
+          </wp:inline>
+        </w:drawing>
+      </w:r>
+    </w:p>
+    <w:p>
+      <w:pPr>
+        <w:pStyle w:val="Caption"/>
+        <w:jc w:val="center"/>
+      </w:pPr>
+      <w:r>
+        <w:t xml:space="preserve">Figure </w:t>
+      </w:r>
+      <w:r>
+        <w:fldChar w:fldCharType="begin"/>
+      </w:r>
+      <w:r>
+        <w:instrText xml:space="preserve"> SEQ Figure \* ARABIC </w:instrText>
+      </w:r>
+      <w:r>
+        <w:fldChar w:fldCharType="separate"/>
+      </w:r>
+      <w:r>
+        <w:rPr>
+          <w:noProof/>
+        </w:rPr>
+        <w:t>15</w:t>
+      </w:r>
+      <w:r>
+        <w:fldChar w:fldCharType="end"/>
+      </w:r>
+      <w:r>
+        <w:t xml:space="preserve">: </w:t>
+      </w:r>
+      <w:r>
+        <w:t>Calculate total duration by student ID.</w:t>
+      </w:r>
+    </w:p>
+    <w:p/>
     <w:p>
       <w:pPr>
         <w:pStyle w:val="Heading2"/>
@@ -3714,23 +3956,15 @@
         <w:spacing w:before="120" w:after="120" w:line="360" w:lineRule="atLeast"/>
       </w:pPr>
       <w:r>
-        <w:t xml:space="preserve">Source files: Brand.java, Car.java, BrandManager.java, CarManager.java, FileHandler.java, </w:t>
-      </w:r>
-      <w:proofErr w:type="gramStart"/>
-      <w:r>
-        <w:t>Main.java</w:t>
-      </w:r>
-      <w:r>
-        <w:t>,…</w:t>
-      </w:r>
-      <w:proofErr w:type="gramEnd"/>
+        <w:t>Source files: Program.java, Student.java, Course.java, StudentManagement.java, CourseManagement.java, StudentDAO.java, CourseDAO.java, ...</w:t>
+      </w:r>
     </w:p>
     <w:p>
       <w:pPr>
         <w:spacing w:before="120" w:after="120" w:line="360" w:lineRule="atLeast"/>
       </w:pPr>
       <w:r>
-        <w:t>Sample data files: brands.txt, cars.txt</w:t>
+        <w:t>Sample data files: Students.txt, Courses.txt</w:t>
       </w:r>
     </w:p>
     <w:sectPr>
